--- a/word/04-chinh-sach-quy-trinh/quy-trinh-quan-ly-rui-ro.docx
+++ b/word/04-chinh-sach-quy-trinh/quy-trinh-quan-ly-rui-ro.docx
@@ -325,9 +325,9 @@
         <w:tblLayout w:type="autofit"/>
       </w:tblPr>
       <w:tblGrid>
-        <w:gridCol w:w="3008"/>
-        <w:gridCol w:w="3008"/>
-        <w:gridCol w:w="3009"/>
+        <w:gridCol w:w="2260"/>
+        <w:gridCol w:w="2524"/>
+        <w:gridCol w:w="4241"/>
       </w:tblGrid>
       <w:tr>
         <w:trPr>
@@ -336,7 +336,7 @@
         </w:trPr>
         <w:tc>
           <w:tcPr>
-            <w:tcW w:type="dxa" w:w="3008"/>
+            <w:tcW w:type="dxa" w:w="2260"/>
             <w:tcBorders>
               <w:top w:val="single" w:color="000000" w:sz="4"/>
               <w:left w:val="single" w:color="000000" w:sz="4"/>
@@ -373,7 +373,7 @@
         </w:tc>
         <w:tc>
           <w:tcPr>
-            <w:tcW w:type="dxa" w:w="3008"/>
+            <w:tcW w:type="dxa" w:w="2524"/>
             <w:tcBorders>
               <w:top w:val="single" w:color="000000" w:sz="4"/>
               <w:left w:val="single" w:color="000000" w:sz="4"/>
@@ -410,7 +410,7 @@
         </w:tc>
         <w:tc>
           <w:tcPr>
-            <w:tcW w:type="dxa" w:w="3009"/>
+            <w:tcW w:type="dxa" w:w="4241"/>
             <w:tcBorders>
               <w:top w:val="single" w:color="000000" w:sz="4"/>
               <w:left w:val="single" w:color="000000" w:sz="4"/>
@@ -453,7 +453,7 @@
         </w:trPr>
         <w:tc>
           <w:tcPr>
-            <w:tcW w:type="dxa" w:w="3008"/>
+            <w:tcW w:type="dxa" w:w="2260"/>
             <w:tcBorders>
               <w:top w:val="single" w:color="000000" w:sz="4"/>
               <w:left w:val="single" w:color="000000" w:sz="4"/>
@@ -489,7 +489,7 @@
         </w:tc>
         <w:tc>
           <w:tcPr>
-            <w:tcW w:type="dxa" w:w="3008"/>
+            <w:tcW w:type="dxa" w:w="2524"/>
             <w:tcBorders>
               <w:top w:val="single" w:color="000000" w:sz="4"/>
               <w:left w:val="single" w:color="000000" w:sz="4"/>
@@ -525,7 +525,7 @@
         </w:tc>
         <w:tc>
           <w:tcPr>
-            <w:tcW w:type="dxa" w:w="3009"/>
+            <w:tcW w:type="dxa" w:w="4241"/>
             <w:tcBorders>
               <w:top w:val="single" w:color="000000" w:sz="4"/>
               <w:left w:val="single" w:color="000000" w:sz="4"/>
@@ -567,7 +567,7 @@
         </w:trPr>
         <w:tc>
           <w:tcPr>
-            <w:tcW w:type="dxa" w:w="3008"/>
+            <w:tcW w:type="dxa" w:w="2260"/>
             <w:tcBorders>
               <w:top w:val="single" w:color="000000" w:sz="4"/>
               <w:left w:val="single" w:color="000000" w:sz="4"/>
@@ -603,7 +603,7 @@
         </w:tc>
         <w:tc>
           <w:tcPr>
-            <w:tcW w:type="dxa" w:w="3008"/>
+            <w:tcW w:type="dxa" w:w="2524"/>
             <w:tcBorders>
               <w:top w:val="single" w:color="000000" w:sz="4"/>
               <w:left w:val="single" w:color="000000" w:sz="4"/>
@@ -639,7 +639,7 @@
         </w:tc>
         <w:tc>
           <w:tcPr>
-            <w:tcW w:type="dxa" w:w="3009"/>
+            <w:tcW w:type="dxa" w:w="4241"/>
             <w:tcBorders>
               <w:top w:val="single" w:color="000000" w:sz="4"/>
               <w:left w:val="single" w:color="000000" w:sz="4"/>
@@ -681,7 +681,7 @@
         </w:trPr>
         <w:tc>
           <w:tcPr>
-            <w:tcW w:type="dxa" w:w="3008"/>
+            <w:tcW w:type="dxa" w:w="2260"/>
             <w:tcBorders>
               <w:top w:val="single" w:color="000000" w:sz="4"/>
               <w:left w:val="single" w:color="000000" w:sz="4"/>
@@ -717,7 +717,7 @@
         </w:tc>
         <w:tc>
           <w:tcPr>
-            <w:tcW w:type="dxa" w:w="3008"/>
+            <w:tcW w:type="dxa" w:w="2524"/>
             <w:tcBorders>
               <w:top w:val="single" w:color="000000" w:sz="4"/>
               <w:left w:val="single" w:color="000000" w:sz="4"/>
@@ -753,7 +753,7 @@
         </w:tc>
         <w:tc>
           <w:tcPr>
-            <w:tcW w:type="dxa" w:w="3009"/>
+            <w:tcW w:type="dxa" w:w="4241"/>
             <w:tcBorders>
               <w:top w:val="single" w:color="000000" w:sz="4"/>
               <w:left w:val="single" w:color="000000" w:sz="4"/>
@@ -783,7 +783,7 @@
         </w:trPr>
         <w:tc>
           <w:tcPr>
-            <w:tcW w:type="dxa" w:w="3008"/>
+            <w:tcW w:type="dxa" w:w="2260"/>
             <w:tcBorders>
               <w:top w:val="single" w:color="000000" w:sz="4"/>
               <w:left w:val="single" w:color="000000" w:sz="4"/>
@@ -819,7 +819,7 @@
         </w:tc>
         <w:tc>
           <w:tcPr>
-            <w:tcW w:type="dxa" w:w="3008"/>
+            <w:tcW w:type="dxa" w:w="2524"/>
             <w:tcBorders>
               <w:top w:val="single" w:color="000000" w:sz="4"/>
               <w:left w:val="single" w:color="000000" w:sz="4"/>
@@ -855,7 +855,7 @@
         </w:tc>
         <w:tc>
           <w:tcPr>
-            <w:tcW w:type="dxa" w:w="3009"/>
+            <w:tcW w:type="dxa" w:w="4241"/>
             <w:tcBorders>
               <w:top w:val="single" w:color="000000" w:sz="4"/>
               <w:left w:val="single" w:color="000000" w:sz="4"/>
@@ -897,7 +897,7 @@
         </w:trPr>
         <w:tc>
           <w:tcPr>
-            <w:tcW w:type="dxa" w:w="3008"/>
+            <w:tcW w:type="dxa" w:w="2260"/>
             <w:tcBorders>
               <w:top w:val="single" w:color="000000" w:sz="4"/>
               <w:left w:val="single" w:color="000000" w:sz="4"/>
@@ -933,7 +933,7 @@
         </w:tc>
         <w:tc>
           <w:tcPr>
-            <w:tcW w:type="dxa" w:w="3008"/>
+            <w:tcW w:type="dxa" w:w="2524"/>
             <w:tcBorders>
               <w:top w:val="single" w:color="000000" w:sz="4"/>
               <w:left w:val="single" w:color="000000" w:sz="4"/>
@@ -969,7 +969,7 @@
         </w:tc>
         <w:tc>
           <w:tcPr>
-            <w:tcW w:type="dxa" w:w="3009"/>
+            <w:tcW w:type="dxa" w:w="4241"/>
             <w:tcBorders>
               <w:top w:val="single" w:color="000000" w:sz="4"/>
               <w:left w:val="single" w:color="000000" w:sz="4"/>
@@ -999,7 +999,7 @@
         </w:trPr>
         <w:tc>
           <w:tcPr>
-            <w:tcW w:type="dxa" w:w="3008"/>
+            <w:tcW w:type="dxa" w:w="2260"/>
             <w:tcBorders>
               <w:top w:val="single" w:color="000000" w:sz="4"/>
               <w:left w:val="single" w:color="000000" w:sz="4"/>
@@ -1035,7 +1035,7 @@
         </w:tc>
         <w:tc>
           <w:tcPr>
-            <w:tcW w:type="dxa" w:w="3008"/>
+            <w:tcW w:type="dxa" w:w="2524"/>
             <w:tcBorders>
               <w:top w:val="single" w:color="000000" w:sz="4"/>
               <w:left w:val="single" w:color="000000" w:sz="4"/>
@@ -1071,7 +1071,7 @@
         </w:tc>
         <w:tc>
           <w:tcPr>
-            <w:tcW w:type="dxa" w:w="3009"/>
+            <w:tcW w:type="dxa" w:w="4241"/>
             <w:tcBorders>
               <w:top w:val="single" w:color="000000" w:sz="4"/>
               <w:left w:val="single" w:color="000000" w:sz="4"/>
@@ -1138,7 +1138,7 @@
         </w:trPr>
         <w:tc>
           <w:tcPr>
-            <w:tcW w:type="dxa" w:w="3008"/>
+            <w:tcW w:type="dxa" w:w="2260"/>
             <w:tcBorders>
               <w:top w:val="single" w:color="000000" w:sz="4"/>
               <w:left w:val="single" w:color="000000" w:sz="4"/>
@@ -1174,7 +1174,7 @@
         </w:tc>
         <w:tc>
           <w:tcPr>
-            <w:tcW w:type="dxa" w:w="3008"/>
+            <w:tcW w:type="dxa" w:w="2524"/>
             <w:tcBorders>
               <w:top w:val="single" w:color="000000" w:sz="4"/>
               <w:left w:val="single" w:color="000000" w:sz="4"/>
@@ -1210,7 +1210,7 @@
         </w:tc>
         <w:tc>
           <w:tcPr>
-            <w:tcW w:type="dxa" w:w="3009"/>
+            <w:tcW w:type="dxa" w:w="4241"/>
             <w:tcBorders>
               <w:top w:val="single" w:color="000000" w:sz="4"/>
               <w:left w:val="single" w:color="000000" w:sz="4"/>
@@ -1292,10 +1292,10 @@
         <w:tblLayout w:type="autofit"/>
       </w:tblPr>
       <w:tblGrid>
-        <w:gridCol w:w="1491"/>
-        <w:gridCol w:w="3708"/>
-        <w:gridCol w:w="1732"/>
-        <w:gridCol w:w="2094"/>
+        <w:gridCol w:w="1442"/>
+        <w:gridCol w:w="3355"/>
+        <w:gridCol w:w="1321"/>
+        <w:gridCol w:w="2907"/>
       </w:tblGrid>
       <w:tr>
         <w:trPr>
@@ -1304,7 +1304,7 @@
         </w:trPr>
         <w:tc>
           <w:tcPr>
-            <w:tcW w:type="dxa" w:w="1491"/>
+            <w:tcW w:type="dxa" w:w="1442"/>
             <w:tcBorders>
               <w:top w:val="single" w:color="000000" w:sz="4"/>
               <w:left w:val="single" w:color="000000" w:sz="4"/>
@@ -1341,7 +1341,7 @@
         </w:tc>
         <w:tc>
           <w:tcPr>
-            <w:tcW w:type="dxa" w:w="3708"/>
+            <w:tcW w:type="dxa" w:w="3355"/>
             <w:tcBorders>
               <w:top w:val="single" w:color="000000" w:sz="4"/>
               <w:left w:val="single" w:color="000000" w:sz="4"/>
@@ -1378,7 +1378,7 @@
         </w:tc>
         <w:tc>
           <w:tcPr>
-            <w:tcW w:type="dxa" w:w="1732"/>
+            <w:tcW w:type="dxa" w:w="1321"/>
             <w:tcBorders>
               <w:top w:val="single" w:color="000000" w:sz="4"/>
               <w:left w:val="single" w:color="000000" w:sz="4"/>
@@ -1415,7 +1415,7 @@
         </w:tc>
         <w:tc>
           <w:tcPr>
-            <w:tcW w:type="dxa" w:w="2094"/>
+            <w:tcW w:type="dxa" w:w="2907"/>
             <w:tcBorders>
               <w:top w:val="single" w:color="000000" w:sz="4"/>
               <w:left w:val="single" w:color="000000" w:sz="4"/>
@@ -1458,7 +1458,7 @@
         </w:trPr>
         <w:tc>
           <w:tcPr>
-            <w:tcW w:type="dxa" w:w="1491"/>
+            <w:tcW w:type="dxa" w:w="1442"/>
             <w:tcBorders>
               <w:top w:val="single" w:color="000000" w:sz="4"/>
               <w:left w:val="single" w:color="000000" w:sz="4"/>
@@ -1494,7 +1494,7 @@
         </w:tc>
         <w:tc>
           <w:tcPr>
-            <w:tcW w:type="dxa" w:w="3708"/>
+            <w:tcW w:type="dxa" w:w="3355"/>
             <w:tcBorders>
               <w:top w:val="single" w:color="000000" w:sz="4"/>
               <w:left w:val="single" w:color="000000" w:sz="4"/>
@@ -1530,7 +1530,7 @@
         </w:tc>
         <w:tc>
           <w:tcPr>
-            <w:tcW w:type="dxa" w:w="1732"/>
+            <w:tcW w:type="dxa" w:w="1321"/>
             <w:tcBorders>
               <w:top w:val="single" w:color="000000" w:sz="4"/>
               <w:left w:val="single" w:color="000000" w:sz="4"/>
@@ -1566,7 +1566,7 @@
         </w:tc>
         <w:tc>
           <w:tcPr>
-            <w:tcW w:type="dxa" w:w="2094"/>
+            <w:tcW w:type="dxa" w:w="2907"/>
             <w:tcBorders>
               <w:top w:val="single" w:color="000000" w:sz="4"/>
               <w:left w:val="single" w:color="000000" w:sz="4"/>
@@ -1608,7 +1608,7 @@
         </w:trPr>
         <w:tc>
           <w:tcPr>
-            <w:tcW w:type="dxa" w:w="1491"/>
+            <w:tcW w:type="dxa" w:w="1442"/>
             <w:tcBorders>
               <w:top w:val="single" w:color="000000" w:sz="4"/>
               <w:left w:val="single" w:color="000000" w:sz="4"/>
@@ -1644,7 +1644,7 @@
         </w:tc>
         <w:tc>
           <w:tcPr>
-            <w:tcW w:type="dxa" w:w="3708"/>
+            <w:tcW w:type="dxa" w:w="3355"/>
             <w:tcBorders>
               <w:top w:val="single" w:color="000000" w:sz="4"/>
               <w:left w:val="single" w:color="000000" w:sz="4"/>
@@ -1680,7 +1680,7 @@
         </w:tc>
         <w:tc>
           <w:tcPr>
-            <w:tcW w:type="dxa" w:w="1732"/>
+            <w:tcW w:type="dxa" w:w="1321"/>
             <w:tcBorders>
               <w:top w:val="single" w:color="000000" w:sz="4"/>
               <w:left w:val="single" w:color="000000" w:sz="4"/>
@@ -1716,7 +1716,7 @@
         </w:tc>
         <w:tc>
           <w:tcPr>
-            <w:tcW w:type="dxa" w:w="2094"/>
+            <w:tcW w:type="dxa" w:w="2907"/>
             <w:tcBorders>
               <w:top w:val="single" w:color="000000" w:sz="4"/>
               <w:left w:val="single" w:color="000000" w:sz="4"/>
@@ -1758,7 +1758,7 @@
         </w:trPr>
         <w:tc>
           <w:tcPr>
-            <w:tcW w:type="dxa" w:w="1491"/>
+            <w:tcW w:type="dxa" w:w="1442"/>
             <w:tcBorders>
               <w:top w:val="single" w:color="000000" w:sz="4"/>
               <w:left w:val="single" w:color="000000" w:sz="4"/>
@@ -1794,7 +1794,7 @@
         </w:tc>
         <w:tc>
           <w:tcPr>
-            <w:tcW w:type="dxa" w:w="3708"/>
+            <w:tcW w:type="dxa" w:w="3355"/>
             <w:tcBorders>
               <w:top w:val="single" w:color="000000" w:sz="4"/>
               <w:left w:val="single" w:color="000000" w:sz="4"/>
@@ -1854,7 +1854,7 @@
         </w:tc>
         <w:tc>
           <w:tcPr>
-            <w:tcW w:type="dxa" w:w="1732"/>
+            <w:tcW w:type="dxa" w:w="1321"/>
             <w:tcBorders>
               <w:top w:val="single" w:color="000000" w:sz="4"/>
               <w:left w:val="single" w:color="000000" w:sz="4"/>
@@ -1890,7 +1890,7 @@
         </w:tc>
         <w:tc>
           <w:tcPr>
-            <w:tcW w:type="dxa" w:w="2094"/>
+            <w:tcW w:type="dxa" w:w="2907"/>
             <w:tcBorders>
               <w:top w:val="single" w:color="000000" w:sz="4"/>
               <w:left w:val="single" w:color="000000" w:sz="4"/>
@@ -1932,7 +1932,7 @@
         </w:trPr>
         <w:tc>
           <w:tcPr>
-            <w:tcW w:type="dxa" w:w="1491"/>
+            <w:tcW w:type="dxa" w:w="1442"/>
             <w:tcBorders>
               <w:top w:val="single" w:color="000000" w:sz="4"/>
               <w:left w:val="single" w:color="000000" w:sz="4"/>
@@ -1968,7 +1968,7 @@
         </w:tc>
         <w:tc>
           <w:tcPr>
-            <w:tcW w:type="dxa" w:w="3708"/>
+            <w:tcW w:type="dxa" w:w="3355"/>
             <w:tcBorders>
               <w:top w:val="single" w:color="000000" w:sz="4"/>
               <w:left w:val="single" w:color="000000" w:sz="4"/>
@@ -2004,7 +2004,7 @@
         </w:tc>
         <w:tc>
           <w:tcPr>
-            <w:tcW w:type="dxa" w:w="1732"/>
+            <w:tcW w:type="dxa" w:w="1321"/>
             <w:tcBorders>
               <w:top w:val="single" w:color="000000" w:sz="4"/>
               <w:left w:val="single" w:color="000000" w:sz="4"/>
@@ -2040,7 +2040,7 @@
         </w:tc>
         <w:tc>
           <w:tcPr>
-            <w:tcW w:type="dxa" w:w="2094"/>
+            <w:tcW w:type="dxa" w:w="2907"/>
             <w:tcBorders>
               <w:top w:val="single" w:color="000000" w:sz="4"/>
               <w:left w:val="single" w:color="000000" w:sz="4"/>
@@ -2082,7 +2082,7 @@
         </w:trPr>
         <w:tc>
           <w:tcPr>
-            <w:tcW w:type="dxa" w:w="1491"/>
+            <w:tcW w:type="dxa" w:w="1442"/>
             <w:tcBorders>
               <w:top w:val="single" w:color="000000" w:sz="4"/>
               <w:left w:val="single" w:color="000000" w:sz="4"/>
@@ -2118,7 +2118,7 @@
         </w:tc>
         <w:tc>
           <w:tcPr>
-            <w:tcW w:type="dxa" w:w="3708"/>
+            <w:tcW w:type="dxa" w:w="3355"/>
             <w:tcBorders>
               <w:top w:val="single" w:color="000000" w:sz="4"/>
               <w:left w:val="single" w:color="000000" w:sz="4"/>
@@ -2154,7 +2154,7 @@
         </w:tc>
         <w:tc>
           <w:tcPr>
-            <w:tcW w:type="dxa" w:w="1732"/>
+            <w:tcW w:type="dxa" w:w="1321"/>
             <w:tcBorders>
               <w:top w:val="single" w:color="000000" w:sz="4"/>
               <w:left w:val="single" w:color="000000" w:sz="4"/>
@@ -2190,7 +2190,7 @@
         </w:tc>
         <w:tc>
           <w:tcPr>
-            <w:tcW w:type="dxa" w:w="2094"/>
+            <w:tcW w:type="dxa" w:w="2907"/>
             <w:tcBorders>
               <w:top w:val="single" w:color="000000" w:sz="4"/>
               <w:left w:val="single" w:color="000000" w:sz="4"/>
@@ -2232,7 +2232,7 @@
         </w:trPr>
         <w:tc>
           <w:tcPr>
-            <w:tcW w:type="dxa" w:w="1491"/>
+            <w:tcW w:type="dxa" w:w="1442"/>
             <w:tcBorders>
               <w:top w:val="single" w:color="000000" w:sz="4"/>
               <w:left w:val="single" w:color="000000" w:sz="4"/>
@@ -2268,7 +2268,7 @@
         </w:tc>
         <w:tc>
           <w:tcPr>
-            <w:tcW w:type="dxa" w:w="3708"/>
+            <w:tcW w:type="dxa" w:w="3355"/>
             <w:tcBorders>
               <w:top w:val="single" w:color="000000" w:sz="4"/>
               <w:left w:val="single" w:color="000000" w:sz="4"/>
@@ -2304,7 +2304,7 @@
         </w:tc>
         <w:tc>
           <w:tcPr>
-            <w:tcW w:type="dxa" w:w="1732"/>
+            <w:tcW w:type="dxa" w:w="1321"/>
             <w:tcBorders>
               <w:top w:val="single" w:color="000000" w:sz="4"/>
               <w:left w:val="single" w:color="000000" w:sz="4"/>
@@ -2340,7 +2340,7 @@
         </w:tc>
         <w:tc>
           <w:tcPr>
-            <w:tcW w:type="dxa" w:w="2094"/>
+            <w:tcW w:type="dxa" w:w="2907"/>
             <w:tcBorders>
               <w:top w:val="single" w:color="000000" w:sz="4"/>
               <w:left w:val="single" w:color="000000" w:sz="4"/>
@@ -2382,7 +2382,7 @@
         </w:trPr>
         <w:tc>
           <w:tcPr>
-            <w:tcW w:type="dxa" w:w="1491"/>
+            <w:tcW w:type="dxa" w:w="1442"/>
             <w:tcBorders>
               <w:top w:val="single" w:color="000000" w:sz="4"/>
               <w:left w:val="single" w:color="000000" w:sz="4"/>
@@ -2418,7 +2418,7 @@
         </w:tc>
         <w:tc>
           <w:tcPr>
-            <w:tcW w:type="dxa" w:w="3708"/>
+            <w:tcW w:type="dxa" w:w="3355"/>
             <w:tcBorders>
               <w:top w:val="single" w:color="000000" w:sz="4"/>
               <w:left w:val="single" w:color="000000" w:sz="4"/>
@@ -2454,7 +2454,7 @@
         </w:tc>
         <w:tc>
           <w:tcPr>
-            <w:tcW w:type="dxa" w:w="1732"/>
+            <w:tcW w:type="dxa" w:w="1321"/>
             <w:tcBorders>
               <w:top w:val="single" w:color="000000" w:sz="4"/>
               <w:left w:val="single" w:color="000000" w:sz="4"/>
@@ -2490,7 +2490,7 @@
         </w:tc>
         <w:tc>
           <w:tcPr>
-            <w:tcW w:type="dxa" w:w="2094"/>
+            <w:tcW w:type="dxa" w:w="2907"/>
             <w:tcBorders>
               <w:top w:val="single" w:color="000000" w:sz="4"/>
               <w:left w:val="single" w:color="000000" w:sz="4"/>
@@ -2566,8 +2566,8 @@
         <w:tblLayout w:type="autofit"/>
       </w:tblPr>
       <w:tblGrid>
-        <w:gridCol w:w="7357"/>
-        <w:gridCol w:w="1668"/>
+        <w:gridCol w:w="6977"/>
+        <w:gridCol w:w="2048"/>
       </w:tblGrid>
       <w:tr>
         <w:trPr>
@@ -2576,7 +2576,7 @@
         </w:trPr>
         <w:tc>
           <w:tcPr>
-            <w:tcW w:type="dxa" w:w="7357"/>
+            <w:tcW w:type="dxa" w:w="6977"/>
             <w:tcBorders>
               <w:top w:val="single" w:color="000000" w:sz="4"/>
               <w:left w:val="single" w:color="000000" w:sz="4"/>
@@ -2613,7 +2613,7 @@
         </w:tc>
         <w:tc>
           <w:tcPr>
-            <w:tcW w:type="dxa" w:w="1668"/>
+            <w:tcW w:type="dxa" w:w="2048"/>
             <w:tcBorders>
               <w:top w:val="single" w:color="000000" w:sz="4"/>
               <w:left w:val="single" w:color="000000" w:sz="4"/>
@@ -2656,7 +2656,7 @@
         </w:trPr>
         <w:tc>
           <w:tcPr>
-            <w:tcW w:type="dxa" w:w="7357"/>
+            <w:tcW w:type="dxa" w:w="6977"/>
             <w:tcBorders>
               <w:top w:val="single" w:color="000000" w:sz="4"/>
               <w:left w:val="single" w:color="000000" w:sz="4"/>
@@ -2692,7 +2692,7 @@
         </w:tc>
         <w:tc>
           <w:tcPr>
-            <w:tcW w:type="dxa" w:w="1668"/>
+            <w:tcW w:type="dxa" w:w="2048"/>
             <w:tcBorders>
               <w:top w:val="single" w:color="000000" w:sz="4"/>
               <w:left w:val="single" w:color="000000" w:sz="4"/>
@@ -2734,7 +2734,7 @@
         </w:trPr>
         <w:tc>
           <w:tcPr>
-            <w:tcW w:type="dxa" w:w="7357"/>
+            <w:tcW w:type="dxa" w:w="6977"/>
             <w:tcBorders>
               <w:top w:val="single" w:color="000000" w:sz="4"/>
               <w:left w:val="single" w:color="000000" w:sz="4"/>
@@ -2770,7 +2770,7 @@
         </w:tc>
         <w:tc>
           <w:tcPr>
-            <w:tcW w:type="dxa" w:w="1668"/>
+            <w:tcW w:type="dxa" w:w="2048"/>
             <w:tcBorders>
               <w:top w:val="single" w:color="000000" w:sz="4"/>
               <w:left w:val="single" w:color="000000" w:sz="4"/>
@@ -2812,7 +2812,7 @@
         </w:trPr>
         <w:tc>
           <w:tcPr>
-            <w:tcW w:type="dxa" w:w="7357"/>
+            <w:tcW w:type="dxa" w:w="6977"/>
             <w:tcBorders>
               <w:top w:val="single" w:color="000000" w:sz="4"/>
               <w:left w:val="single" w:color="000000" w:sz="4"/>
@@ -2848,7 +2848,7 @@
         </w:tc>
         <w:tc>
           <w:tcPr>
-            <w:tcW w:type="dxa" w:w="1668"/>
+            <w:tcW w:type="dxa" w:w="2048"/>
             <w:tcBorders>
               <w:top w:val="single" w:color="000000" w:sz="4"/>
               <w:left w:val="single" w:color="000000" w:sz="4"/>
@@ -2890,7 +2890,7 @@
         </w:trPr>
         <w:tc>
           <w:tcPr>
-            <w:tcW w:type="dxa" w:w="7357"/>
+            <w:tcW w:type="dxa" w:w="6977"/>
             <w:tcBorders>
               <w:top w:val="single" w:color="000000" w:sz="4"/>
               <w:left w:val="single" w:color="000000" w:sz="4"/>
@@ -2938,7 +2938,7 @@
         </w:tc>
         <w:tc>
           <w:tcPr>
-            <w:tcW w:type="dxa" w:w="1668"/>
+            <w:tcW w:type="dxa" w:w="2048"/>
             <w:tcBorders>
               <w:top w:val="single" w:color="000000" w:sz="4"/>
               <w:left w:val="single" w:color="000000" w:sz="4"/>
@@ -2980,7 +2980,7 @@
         </w:trPr>
         <w:tc>
           <w:tcPr>
-            <w:tcW w:type="dxa" w:w="7357"/>
+            <w:tcW w:type="dxa" w:w="6977"/>
             <w:tcBorders>
               <w:top w:val="single" w:color="000000" w:sz="4"/>
               <w:left w:val="single" w:color="000000" w:sz="4"/>
@@ -3016,7 +3016,7 @@
         </w:tc>
         <w:tc>
           <w:tcPr>
-            <w:tcW w:type="dxa" w:w="1668"/>
+            <w:tcW w:type="dxa" w:w="2048"/>
             <w:tcBorders>
               <w:top w:val="single" w:color="000000" w:sz="4"/>
               <w:left w:val="single" w:color="000000" w:sz="4"/>
@@ -3347,10 +3347,10 @@
         <w:tblLayout w:type="autofit"/>
       </w:tblPr>
       <w:tblGrid>
-        <w:gridCol w:w="1090"/>
-        <w:gridCol w:w="2055"/>
-        <w:gridCol w:w="3402"/>
-        <w:gridCol w:w="2478"/>
+        <w:gridCol w:w="672"/>
+        <w:gridCol w:w="2525"/>
+        <w:gridCol w:w="3259"/>
+        <w:gridCol w:w="2569"/>
       </w:tblGrid>
       <w:tr>
         <w:trPr>
@@ -3359,7 +3359,7 @@
         </w:trPr>
         <w:tc>
           <w:tcPr>
-            <w:tcW w:type="dxa" w:w="1090"/>
+            <w:tcW w:type="dxa" w:w="672"/>
             <w:tcBorders>
               <w:top w:val="single" w:color="000000" w:sz="4"/>
               <w:left w:val="single" w:color="000000" w:sz="4"/>
@@ -3396,7 +3396,7 @@
         </w:tc>
         <w:tc>
           <w:tcPr>
-            <w:tcW w:type="dxa" w:w="2055"/>
+            <w:tcW w:type="dxa" w:w="2525"/>
             <w:tcBorders>
               <w:top w:val="single" w:color="000000" w:sz="4"/>
               <w:left w:val="single" w:color="000000" w:sz="4"/>
@@ -3433,7 +3433,7 @@
         </w:tc>
         <w:tc>
           <w:tcPr>
-            <w:tcW w:type="dxa" w:w="3402"/>
+            <w:tcW w:type="dxa" w:w="3259"/>
             <w:tcBorders>
               <w:top w:val="single" w:color="000000" w:sz="4"/>
               <w:left w:val="single" w:color="000000" w:sz="4"/>
@@ -3470,7 +3470,7 @@
         </w:tc>
         <w:tc>
           <w:tcPr>
-            <w:tcW w:type="dxa" w:w="2478"/>
+            <w:tcW w:type="dxa" w:w="2569"/>
             <w:tcBorders>
               <w:top w:val="single" w:color="000000" w:sz="4"/>
               <w:left w:val="single" w:color="000000" w:sz="4"/>
@@ -3513,7 +3513,7 @@
         </w:trPr>
         <w:tc>
           <w:tcPr>
-            <w:tcW w:type="dxa" w:w="1090"/>
+            <w:tcW w:type="dxa" w:w="672"/>
             <w:tcBorders>
               <w:top w:val="single" w:color="000000" w:sz="4"/>
               <w:left w:val="single" w:color="000000" w:sz="4"/>
@@ -3549,7 +3549,7 @@
         </w:tc>
         <w:tc>
           <w:tcPr>
-            <w:tcW w:type="dxa" w:w="2055"/>
+            <w:tcW w:type="dxa" w:w="2525"/>
             <w:tcBorders>
               <w:top w:val="single" w:color="000000" w:sz="4"/>
               <w:left w:val="single" w:color="000000" w:sz="4"/>
@@ -3585,7 +3585,7 @@
         </w:tc>
         <w:tc>
           <w:tcPr>
-            <w:tcW w:type="dxa" w:w="3402"/>
+            <w:tcW w:type="dxa" w:w="3259"/>
             <w:tcBorders>
               <w:top w:val="single" w:color="000000" w:sz="4"/>
               <w:left w:val="single" w:color="000000" w:sz="4"/>
@@ -3621,7 +3621,7 @@
         </w:tc>
         <w:tc>
           <w:tcPr>
-            <w:tcW w:type="dxa" w:w="2478"/>
+            <w:tcW w:type="dxa" w:w="2569"/>
             <w:tcBorders>
               <w:top w:val="single" w:color="000000" w:sz="4"/>
               <w:left w:val="single" w:color="000000" w:sz="4"/>
@@ -3663,7 +3663,7 @@
         </w:trPr>
         <w:tc>
           <w:tcPr>
-            <w:tcW w:type="dxa" w:w="1090"/>
+            <w:tcW w:type="dxa" w:w="672"/>
             <w:tcBorders>
               <w:top w:val="single" w:color="000000" w:sz="4"/>
               <w:left w:val="single" w:color="000000" w:sz="4"/>
@@ -3699,7 +3699,7 @@
         </w:tc>
         <w:tc>
           <w:tcPr>
-            <w:tcW w:type="dxa" w:w="2055"/>
+            <w:tcW w:type="dxa" w:w="2525"/>
             <w:tcBorders>
               <w:top w:val="single" w:color="000000" w:sz="4"/>
               <w:left w:val="single" w:color="000000" w:sz="4"/>
@@ -3735,7 +3735,7 @@
         </w:tc>
         <w:tc>
           <w:tcPr>
-            <w:tcW w:type="dxa" w:w="3402"/>
+            <w:tcW w:type="dxa" w:w="3259"/>
             <w:tcBorders>
               <w:top w:val="single" w:color="000000" w:sz="4"/>
               <w:left w:val="single" w:color="000000" w:sz="4"/>
@@ -3771,7 +3771,7 @@
         </w:tc>
         <w:tc>
           <w:tcPr>
-            <w:tcW w:type="dxa" w:w="2478"/>
+            <w:tcW w:type="dxa" w:w="2569"/>
             <w:tcBorders>
               <w:top w:val="single" w:color="000000" w:sz="4"/>
               <w:left w:val="single" w:color="000000" w:sz="4"/>
@@ -3813,7 +3813,7 @@
         </w:trPr>
         <w:tc>
           <w:tcPr>
-            <w:tcW w:type="dxa" w:w="1090"/>
+            <w:tcW w:type="dxa" w:w="672"/>
             <w:tcBorders>
               <w:top w:val="single" w:color="000000" w:sz="4"/>
               <w:left w:val="single" w:color="000000" w:sz="4"/>
@@ -3849,7 +3849,7 @@
         </w:tc>
         <w:tc>
           <w:tcPr>
-            <w:tcW w:type="dxa" w:w="2055"/>
+            <w:tcW w:type="dxa" w:w="2525"/>
             <w:tcBorders>
               <w:top w:val="single" w:color="000000" w:sz="4"/>
               <w:left w:val="single" w:color="000000" w:sz="4"/>
@@ -3885,7 +3885,7 @@
         </w:tc>
         <w:tc>
           <w:tcPr>
-            <w:tcW w:type="dxa" w:w="3402"/>
+            <w:tcW w:type="dxa" w:w="3259"/>
             <w:tcBorders>
               <w:top w:val="single" w:color="000000" w:sz="4"/>
               <w:left w:val="single" w:color="000000" w:sz="4"/>
@@ -3921,7 +3921,7 @@
         </w:tc>
         <w:tc>
           <w:tcPr>
-            <w:tcW w:type="dxa" w:w="2478"/>
+            <w:tcW w:type="dxa" w:w="2569"/>
             <w:tcBorders>
               <w:top w:val="single" w:color="000000" w:sz="4"/>
               <w:left w:val="single" w:color="000000" w:sz="4"/>
@@ -3963,7 +3963,7 @@
         </w:trPr>
         <w:tc>
           <w:tcPr>
-            <w:tcW w:type="dxa" w:w="1090"/>
+            <w:tcW w:type="dxa" w:w="672"/>
             <w:tcBorders>
               <w:top w:val="single" w:color="000000" w:sz="4"/>
               <w:left w:val="single" w:color="000000" w:sz="4"/>
@@ -3999,7 +3999,7 @@
         </w:tc>
         <w:tc>
           <w:tcPr>
-            <w:tcW w:type="dxa" w:w="2055"/>
+            <w:tcW w:type="dxa" w:w="2525"/>
             <w:tcBorders>
               <w:top w:val="single" w:color="000000" w:sz="4"/>
               <w:left w:val="single" w:color="000000" w:sz="4"/>
@@ -4035,7 +4035,7 @@
         </w:tc>
         <w:tc>
           <w:tcPr>
-            <w:tcW w:type="dxa" w:w="3402"/>
+            <w:tcW w:type="dxa" w:w="3259"/>
             <w:tcBorders>
               <w:top w:val="single" w:color="000000" w:sz="4"/>
               <w:left w:val="single" w:color="000000" w:sz="4"/>
@@ -4071,7 +4071,7 @@
         </w:tc>
         <w:tc>
           <w:tcPr>
-            <w:tcW w:type="dxa" w:w="2478"/>
+            <w:tcW w:type="dxa" w:w="2569"/>
             <w:tcBorders>
               <w:top w:val="single" w:color="000000" w:sz="4"/>
               <w:left w:val="single" w:color="000000" w:sz="4"/>
@@ -4113,7 +4113,7 @@
         </w:trPr>
         <w:tc>
           <w:tcPr>
-            <w:tcW w:type="dxa" w:w="1090"/>
+            <w:tcW w:type="dxa" w:w="672"/>
             <w:tcBorders>
               <w:top w:val="single" w:color="000000" w:sz="4"/>
               <w:left w:val="single" w:color="000000" w:sz="4"/>
@@ -4149,7 +4149,7 @@
         </w:tc>
         <w:tc>
           <w:tcPr>
-            <w:tcW w:type="dxa" w:w="2055"/>
+            <w:tcW w:type="dxa" w:w="2525"/>
             <w:tcBorders>
               <w:top w:val="single" w:color="000000" w:sz="4"/>
               <w:left w:val="single" w:color="000000" w:sz="4"/>
@@ -4185,7 +4185,7 @@
         </w:tc>
         <w:tc>
           <w:tcPr>
-            <w:tcW w:type="dxa" w:w="3402"/>
+            <w:tcW w:type="dxa" w:w="3259"/>
             <w:tcBorders>
               <w:top w:val="single" w:color="000000" w:sz="4"/>
               <w:left w:val="single" w:color="000000" w:sz="4"/>
@@ -4221,7 +4221,7 @@
         </w:tc>
         <w:tc>
           <w:tcPr>
-            <w:tcW w:type="dxa" w:w="2478"/>
+            <w:tcW w:type="dxa" w:w="2569"/>
             <w:tcBorders>
               <w:top w:val="single" w:color="000000" w:sz="4"/>
               <w:left w:val="single" w:color="000000" w:sz="4"/>
@@ -4387,22 +4387,22 @@
         <w:tblLayout w:type="autofit"/>
       </w:tblPr>
       <w:tblGrid>
-        <w:gridCol w:w="655"/>
-        <w:gridCol w:w="888"/>
-        <w:gridCol w:w="889"/>
-        <w:gridCol w:w="829"/>
-        <w:gridCol w:w="836"/>
-        <w:gridCol w:w="836"/>
-        <w:gridCol w:w="823"/>
-        <w:gridCol w:w="823"/>
-        <w:gridCol w:w="823"/>
-        <w:gridCol w:w="1546"/>
-        <w:gridCol w:w="836"/>
-        <w:gridCol w:w="829"/>
-        <w:gridCol w:w="829"/>
-        <w:gridCol w:w="829"/>
-        <w:gridCol w:w="842"/>
-        <w:gridCol w:w="844"/>
+        <w:gridCol w:w="695"/>
+        <w:gridCol w:w="715"/>
+        <w:gridCol w:w="1078"/>
+        <w:gridCol w:w="692"/>
+        <w:gridCol w:w="820"/>
+        <w:gridCol w:w="820"/>
+        <w:gridCol w:w="602"/>
+        <w:gridCol w:w="602"/>
+        <w:gridCol w:w="602"/>
+        <w:gridCol w:w="2658"/>
+        <w:gridCol w:w="820"/>
+        <w:gridCol w:w="692"/>
+        <w:gridCol w:w="692"/>
+        <w:gridCol w:w="692"/>
+        <w:gridCol w:w="949"/>
+        <w:gridCol w:w="828"/>
       </w:tblGrid>
       <w:tr>
         <w:trPr>
@@ -4411,7 +4411,7 @@
         </w:trPr>
         <w:tc>
           <w:tcPr>
-            <w:tcW w:type="dxa" w:w="655"/>
+            <w:tcW w:type="dxa" w:w="695"/>
             <w:tcBorders>
               <w:top w:val="single" w:color="000000" w:sz="4"/>
               <w:left w:val="single" w:color="000000" w:sz="4"/>
@@ -4448,7 +4448,7 @@
         </w:tc>
         <w:tc>
           <w:tcPr>
-            <w:tcW w:type="dxa" w:w="888"/>
+            <w:tcW w:type="dxa" w:w="715"/>
             <w:tcBorders>
               <w:top w:val="single" w:color="000000" w:sz="4"/>
               <w:left w:val="single" w:color="000000" w:sz="4"/>
@@ -4485,7 +4485,7 @@
         </w:tc>
         <w:tc>
           <w:tcPr>
-            <w:tcW w:type="dxa" w:w="889"/>
+            <w:tcW w:type="dxa" w:w="1078"/>
             <w:tcBorders>
               <w:top w:val="single" w:color="000000" w:sz="4"/>
               <w:left w:val="single" w:color="000000" w:sz="4"/>
@@ -4522,7 +4522,7 @@
         </w:tc>
         <w:tc>
           <w:tcPr>
-            <w:tcW w:type="dxa" w:w="829"/>
+            <w:tcW w:type="dxa" w:w="692"/>
             <w:tcBorders>
               <w:top w:val="single" w:color="000000" w:sz="4"/>
               <w:left w:val="single" w:color="000000" w:sz="4"/>
@@ -4559,7 +4559,7 @@
         </w:tc>
         <w:tc>
           <w:tcPr>
-            <w:tcW w:type="dxa" w:w="836"/>
+            <w:tcW w:type="dxa" w:w="820"/>
             <w:tcBorders>
               <w:top w:val="single" w:color="000000" w:sz="4"/>
               <w:left w:val="single" w:color="000000" w:sz="4"/>
@@ -4596,7 +4596,7 @@
         </w:tc>
         <w:tc>
           <w:tcPr>
-            <w:tcW w:type="dxa" w:w="836"/>
+            <w:tcW w:type="dxa" w:w="820"/>
             <w:tcBorders>
               <w:top w:val="single" w:color="000000" w:sz="4"/>
               <w:left w:val="single" w:color="000000" w:sz="4"/>
@@ -4633,7 +4633,7 @@
         </w:tc>
         <w:tc>
           <w:tcPr>
-            <w:tcW w:type="dxa" w:w="823"/>
+            <w:tcW w:type="dxa" w:w="602"/>
             <w:tcBorders>
               <w:top w:val="single" w:color="000000" w:sz="4"/>
               <w:left w:val="single" w:color="000000" w:sz="4"/>
@@ -4670,7 +4670,7 @@
         </w:tc>
         <w:tc>
           <w:tcPr>
-            <w:tcW w:type="dxa" w:w="823"/>
+            <w:tcW w:type="dxa" w:w="602"/>
             <w:tcBorders>
               <w:top w:val="single" w:color="000000" w:sz="4"/>
               <w:left w:val="single" w:color="000000" w:sz="4"/>
@@ -4707,7 +4707,7 @@
         </w:tc>
         <w:tc>
           <w:tcPr>
-            <w:tcW w:type="dxa" w:w="823"/>
+            <w:tcW w:type="dxa" w:w="602"/>
             <w:tcBorders>
               <w:top w:val="single" w:color="000000" w:sz="4"/>
               <w:left w:val="single" w:color="000000" w:sz="4"/>
@@ -4744,7 +4744,7 @@
         </w:tc>
         <w:tc>
           <w:tcPr>
-            <w:tcW w:type="dxa" w:w="1546"/>
+            <w:tcW w:type="dxa" w:w="2658"/>
             <w:tcBorders>
               <w:top w:val="single" w:color="000000" w:sz="4"/>
               <w:left w:val="single" w:color="000000" w:sz="4"/>
@@ -4781,7 +4781,7 @@
         </w:tc>
         <w:tc>
           <w:tcPr>
-            <w:tcW w:type="dxa" w:w="836"/>
+            <w:tcW w:type="dxa" w:w="820"/>
             <w:tcBorders>
               <w:top w:val="single" w:color="000000" w:sz="4"/>
               <w:left w:val="single" w:color="000000" w:sz="4"/>
@@ -4818,7 +4818,7 @@
         </w:tc>
         <w:tc>
           <w:tcPr>
-            <w:tcW w:type="dxa" w:w="829"/>
+            <w:tcW w:type="dxa" w:w="692"/>
             <w:tcBorders>
               <w:top w:val="single" w:color="000000" w:sz="4"/>
               <w:left w:val="single" w:color="000000" w:sz="4"/>
@@ -4855,7 +4855,7 @@
         </w:tc>
         <w:tc>
           <w:tcPr>
-            <w:tcW w:type="dxa" w:w="829"/>
+            <w:tcW w:type="dxa" w:w="692"/>
             <w:tcBorders>
               <w:top w:val="single" w:color="000000" w:sz="4"/>
               <w:left w:val="single" w:color="000000" w:sz="4"/>
@@ -4892,7 +4892,7 @@
         </w:tc>
         <w:tc>
           <w:tcPr>
-            <w:tcW w:type="dxa" w:w="829"/>
+            <w:tcW w:type="dxa" w:w="692"/>
             <w:tcBorders>
               <w:top w:val="single" w:color="000000" w:sz="4"/>
               <w:left w:val="single" w:color="000000" w:sz="4"/>
@@ -4929,7 +4929,7 @@
         </w:tc>
         <w:tc>
           <w:tcPr>
-            <w:tcW w:type="dxa" w:w="842"/>
+            <w:tcW w:type="dxa" w:w="949"/>
             <w:tcBorders>
               <w:top w:val="single" w:color="000000" w:sz="4"/>
               <w:left w:val="single" w:color="000000" w:sz="4"/>
@@ -4966,7 +4966,7 @@
         </w:tc>
         <w:tc>
           <w:tcPr>
-            <w:tcW w:type="dxa" w:w="844"/>
+            <w:tcW w:type="dxa" w:w="828"/>
             <w:tcBorders>
               <w:top w:val="single" w:color="000000" w:sz="4"/>
               <w:left w:val="single" w:color="000000" w:sz="4"/>
@@ -5009,7 +5009,7 @@
         </w:trPr>
         <w:tc>
           <w:tcPr>
-            <w:tcW w:type="dxa" w:w="655"/>
+            <w:tcW w:type="dxa" w:w="695"/>
             <w:tcBorders>
               <w:top w:val="single" w:color="000000" w:sz="4"/>
               <w:left w:val="single" w:color="000000" w:sz="4"/>
@@ -5045,7 +5045,7 @@
         </w:tc>
         <w:tc>
           <w:tcPr>
-            <w:tcW w:type="dxa" w:w="888"/>
+            <w:tcW w:type="dxa" w:w="715"/>
             <w:tcBorders>
               <w:top w:val="single" w:color="000000" w:sz="4"/>
               <w:left w:val="single" w:color="000000" w:sz="4"/>
@@ -5081,319 +5081,319 @@
         </w:tc>
         <w:tc>
           <w:tcPr>
-            <w:tcW w:type="dxa" w:w="889"/>
-            <w:tcBorders>
-              <w:top w:val="single" w:color="000000" w:sz="4"/>
-              <w:left w:val="single" w:color="000000" w:sz="4"/>
-              <w:bottom w:val="single" w:color="000000" w:sz="4"/>
-              <w:right w:val="single" w:color="000000" w:sz="4"/>
-            </w:tcBorders>
-            <w:tcMar>
-              <w:top w:type="dxa" w:w="30"/>
-              <w:left w:type="dxa" w:w="70"/>
-              <w:bottom w:type="dxa" w:w="30"/>
-              <w:right w:type="dxa" w:w="70"/>
-            </w:tcMar>
-            <w:vAlign w:val="center"/>
-          </w:tcPr>
-          <w:p>
-            <w:pPr>
-              <w:spacing w:after="0" w:before="0" w:line="240" w:lineRule="auto"/>
-              <w:jc w:val="left"/>
-            </w:pPr>
-          </w:p>
-        </w:tc>
-        <w:tc>
-          <w:tcPr>
-            <w:tcW w:type="dxa" w:w="829"/>
-            <w:tcBorders>
-              <w:top w:val="single" w:color="000000" w:sz="4"/>
-              <w:left w:val="single" w:color="000000" w:sz="4"/>
-              <w:bottom w:val="single" w:color="000000" w:sz="4"/>
-              <w:right w:val="single" w:color="000000" w:sz="4"/>
-            </w:tcBorders>
-            <w:tcMar>
-              <w:top w:type="dxa" w:w="30"/>
-              <w:left w:type="dxa" w:w="70"/>
-              <w:bottom w:type="dxa" w:w="30"/>
-              <w:right w:type="dxa" w:w="70"/>
-            </w:tcMar>
-            <w:vAlign w:val="center"/>
-          </w:tcPr>
-          <w:p>
-            <w:pPr>
-              <w:spacing w:after="0" w:before="0" w:line="240" w:lineRule="auto"/>
-              <w:jc w:val="left"/>
-            </w:pPr>
-          </w:p>
-        </w:tc>
-        <w:tc>
-          <w:tcPr>
-            <w:tcW w:type="dxa" w:w="836"/>
-            <w:tcBorders>
-              <w:top w:val="single" w:color="000000" w:sz="4"/>
-              <w:left w:val="single" w:color="000000" w:sz="4"/>
-              <w:bottom w:val="single" w:color="000000" w:sz="4"/>
-              <w:right w:val="single" w:color="000000" w:sz="4"/>
-            </w:tcBorders>
-            <w:tcMar>
-              <w:top w:type="dxa" w:w="30"/>
-              <w:left w:type="dxa" w:w="70"/>
-              <w:bottom w:type="dxa" w:w="30"/>
-              <w:right w:type="dxa" w:w="70"/>
-            </w:tcMar>
-            <w:vAlign w:val="center"/>
-          </w:tcPr>
-          <w:p>
-            <w:pPr>
-              <w:spacing w:after="0" w:before="0" w:line="240" w:lineRule="auto"/>
-              <w:jc w:val="left"/>
-            </w:pPr>
-          </w:p>
-        </w:tc>
-        <w:tc>
-          <w:tcPr>
-            <w:tcW w:type="dxa" w:w="836"/>
-            <w:tcBorders>
-              <w:top w:val="single" w:color="000000" w:sz="4"/>
-              <w:left w:val="single" w:color="000000" w:sz="4"/>
-              <w:bottom w:val="single" w:color="000000" w:sz="4"/>
-              <w:right w:val="single" w:color="000000" w:sz="4"/>
-            </w:tcBorders>
-            <w:tcMar>
-              <w:top w:type="dxa" w:w="30"/>
-              <w:left w:type="dxa" w:w="70"/>
-              <w:bottom w:type="dxa" w:w="30"/>
-              <w:right w:type="dxa" w:w="70"/>
-            </w:tcMar>
-            <w:vAlign w:val="center"/>
-          </w:tcPr>
-          <w:p>
-            <w:pPr>
-              <w:spacing w:after="0" w:before="0" w:line="240" w:lineRule="auto"/>
-              <w:jc w:val="left"/>
-            </w:pPr>
-          </w:p>
-        </w:tc>
-        <w:tc>
-          <w:tcPr>
-            <w:tcW w:type="dxa" w:w="823"/>
-            <w:tcBorders>
-              <w:top w:val="single" w:color="000000" w:sz="4"/>
-              <w:left w:val="single" w:color="000000" w:sz="4"/>
-              <w:bottom w:val="single" w:color="000000" w:sz="4"/>
-              <w:right w:val="single" w:color="000000" w:sz="4"/>
-            </w:tcBorders>
-            <w:tcMar>
-              <w:top w:type="dxa" w:w="30"/>
-              <w:left w:type="dxa" w:w="70"/>
-              <w:bottom w:type="dxa" w:w="30"/>
-              <w:right w:type="dxa" w:w="70"/>
-            </w:tcMar>
-            <w:vAlign w:val="center"/>
-          </w:tcPr>
-          <w:p>
-            <w:pPr>
-              <w:spacing w:after="0" w:before="0" w:line="240" w:lineRule="auto"/>
-              <w:jc w:val="left"/>
-            </w:pPr>
-          </w:p>
-        </w:tc>
-        <w:tc>
-          <w:tcPr>
-            <w:tcW w:type="dxa" w:w="823"/>
-            <w:tcBorders>
-              <w:top w:val="single" w:color="000000" w:sz="4"/>
-              <w:left w:val="single" w:color="000000" w:sz="4"/>
-              <w:bottom w:val="single" w:color="000000" w:sz="4"/>
-              <w:right w:val="single" w:color="000000" w:sz="4"/>
-            </w:tcBorders>
-            <w:tcMar>
-              <w:top w:type="dxa" w:w="30"/>
-              <w:left w:type="dxa" w:w="70"/>
-              <w:bottom w:type="dxa" w:w="30"/>
-              <w:right w:type="dxa" w:w="70"/>
-            </w:tcMar>
-            <w:vAlign w:val="center"/>
-          </w:tcPr>
-          <w:p>
-            <w:pPr>
-              <w:spacing w:after="0" w:before="0" w:line="240" w:lineRule="auto"/>
-              <w:jc w:val="left"/>
-            </w:pPr>
-          </w:p>
-        </w:tc>
-        <w:tc>
-          <w:tcPr>
-            <w:tcW w:type="dxa" w:w="823"/>
-            <w:tcBorders>
-              <w:top w:val="single" w:color="000000" w:sz="4"/>
-              <w:left w:val="single" w:color="000000" w:sz="4"/>
-              <w:bottom w:val="single" w:color="000000" w:sz="4"/>
-              <w:right w:val="single" w:color="000000" w:sz="4"/>
-            </w:tcBorders>
-            <w:tcMar>
-              <w:top w:type="dxa" w:w="30"/>
-              <w:left w:type="dxa" w:w="70"/>
-              <w:bottom w:type="dxa" w:w="30"/>
-              <w:right w:type="dxa" w:w="70"/>
-            </w:tcMar>
-            <w:vAlign w:val="center"/>
-          </w:tcPr>
-          <w:p>
-            <w:pPr>
-              <w:spacing w:after="0" w:before="0" w:line="240" w:lineRule="auto"/>
-              <w:jc w:val="left"/>
-            </w:pPr>
-          </w:p>
-        </w:tc>
-        <w:tc>
-          <w:tcPr>
-            <w:tcW w:type="dxa" w:w="1546"/>
-            <w:tcBorders>
-              <w:top w:val="single" w:color="000000" w:sz="4"/>
-              <w:left w:val="single" w:color="000000" w:sz="4"/>
-              <w:bottom w:val="single" w:color="000000" w:sz="4"/>
-              <w:right w:val="single" w:color="000000" w:sz="4"/>
-            </w:tcBorders>
-            <w:tcMar>
-              <w:top w:type="dxa" w:w="30"/>
-              <w:left w:type="dxa" w:w="70"/>
-              <w:bottom w:type="dxa" w:w="30"/>
-              <w:right w:type="dxa" w:w="70"/>
-            </w:tcMar>
-            <w:vAlign w:val="center"/>
-          </w:tcPr>
-          <w:p>
-            <w:pPr>
-              <w:spacing w:after="0" w:before="0" w:line="240" w:lineRule="auto"/>
-              <w:jc w:val="left"/>
-            </w:pPr>
-          </w:p>
-        </w:tc>
-        <w:tc>
-          <w:tcPr>
-            <w:tcW w:type="dxa" w:w="836"/>
-            <w:tcBorders>
-              <w:top w:val="single" w:color="000000" w:sz="4"/>
-              <w:left w:val="single" w:color="000000" w:sz="4"/>
-              <w:bottom w:val="single" w:color="000000" w:sz="4"/>
-              <w:right w:val="single" w:color="000000" w:sz="4"/>
-            </w:tcBorders>
-            <w:tcMar>
-              <w:top w:type="dxa" w:w="30"/>
-              <w:left w:type="dxa" w:w="70"/>
-              <w:bottom w:type="dxa" w:w="30"/>
-              <w:right w:type="dxa" w:w="70"/>
-            </w:tcMar>
-            <w:vAlign w:val="center"/>
-          </w:tcPr>
-          <w:p>
-            <w:pPr>
-              <w:spacing w:after="0" w:before="0" w:line="240" w:lineRule="auto"/>
-              <w:jc w:val="left"/>
-            </w:pPr>
-          </w:p>
-        </w:tc>
-        <w:tc>
-          <w:tcPr>
-            <w:tcW w:type="dxa" w:w="829"/>
-            <w:tcBorders>
-              <w:top w:val="single" w:color="000000" w:sz="4"/>
-              <w:left w:val="single" w:color="000000" w:sz="4"/>
-              <w:bottom w:val="single" w:color="000000" w:sz="4"/>
-              <w:right w:val="single" w:color="000000" w:sz="4"/>
-            </w:tcBorders>
-            <w:tcMar>
-              <w:top w:type="dxa" w:w="30"/>
-              <w:left w:type="dxa" w:w="70"/>
-              <w:bottom w:type="dxa" w:w="30"/>
-              <w:right w:type="dxa" w:w="70"/>
-            </w:tcMar>
-            <w:vAlign w:val="center"/>
-          </w:tcPr>
-          <w:p>
-            <w:pPr>
-              <w:spacing w:after="0" w:before="0" w:line="240" w:lineRule="auto"/>
-              <w:jc w:val="left"/>
-            </w:pPr>
-          </w:p>
-        </w:tc>
-        <w:tc>
-          <w:tcPr>
-            <w:tcW w:type="dxa" w:w="829"/>
-            <w:tcBorders>
-              <w:top w:val="single" w:color="000000" w:sz="4"/>
-              <w:left w:val="single" w:color="000000" w:sz="4"/>
-              <w:bottom w:val="single" w:color="000000" w:sz="4"/>
-              <w:right w:val="single" w:color="000000" w:sz="4"/>
-            </w:tcBorders>
-            <w:tcMar>
-              <w:top w:type="dxa" w:w="30"/>
-              <w:left w:type="dxa" w:w="70"/>
-              <w:bottom w:type="dxa" w:w="30"/>
-              <w:right w:type="dxa" w:w="70"/>
-            </w:tcMar>
-            <w:vAlign w:val="center"/>
-          </w:tcPr>
-          <w:p>
-            <w:pPr>
-              <w:spacing w:after="0" w:before="0" w:line="240" w:lineRule="auto"/>
-              <w:jc w:val="left"/>
-            </w:pPr>
-          </w:p>
-        </w:tc>
-        <w:tc>
-          <w:tcPr>
-            <w:tcW w:type="dxa" w:w="829"/>
-            <w:tcBorders>
-              <w:top w:val="single" w:color="000000" w:sz="4"/>
-              <w:left w:val="single" w:color="000000" w:sz="4"/>
-              <w:bottom w:val="single" w:color="000000" w:sz="4"/>
-              <w:right w:val="single" w:color="000000" w:sz="4"/>
-            </w:tcBorders>
-            <w:tcMar>
-              <w:top w:type="dxa" w:w="30"/>
-              <w:left w:type="dxa" w:w="70"/>
-              <w:bottom w:type="dxa" w:w="30"/>
-              <w:right w:type="dxa" w:w="70"/>
-            </w:tcMar>
-            <w:vAlign w:val="center"/>
-          </w:tcPr>
-          <w:p>
-            <w:pPr>
-              <w:spacing w:after="0" w:before="0" w:line="240" w:lineRule="auto"/>
-              <w:jc w:val="left"/>
-            </w:pPr>
-          </w:p>
-        </w:tc>
-        <w:tc>
-          <w:tcPr>
-            <w:tcW w:type="dxa" w:w="842"/>
-            <w:tcBorders>
-              <w:top w:val="single" w:color="000000" w:sz="4"/>
-              <w:left w:val="single" w:color="000000" w:sz="4"/>
-              <w:bottom w:val="single" w:color="000000" w:sz="4"/>
-              <w:right w:val="single" w:color="000000" w:sz="4"/>
-            </w:tcBorders>
-            <w:tcMar>
-              <w:top w:type="dxa" w:w="30"/>
-              <w:left w:type="dxa" w:w="70"/>
-              <w:bottom w:type="dxa" w:w="30"/>
-              <w:right w:type="dxa" w:w="70"/>
-            </w:tcMar>
-            <w:vAlign w:val="center"/>
-          </w:tcPr>
-          <w:p>
-            <w:pPr>
-              <w:spacing w:after="0" w:before="0" w:line="240" w:lineRule="auto"/>
-              <w:jc w:val="left"/>
-            </w:pPr>
-          </w:p>
-        </w:tc>
-        <w:tc>
-          <w:tcPr>
-            <w:tcW w:type="dxa" w:w="844"/>
+            <w:tcW w:type="dxa" w:w="1078"/>
+            <w:tcBorders>
+              <w:top w:val="single" w:color="000000" w:sz="4"/>
+              <w:left w:val="single" w:color="000000" w:sz="4"/>
+              <w:bottom w:val="single" w:color="000000" w:sz="4"/>
+              <w:right w:val="single" w:color="000000" w:sz="4"/>
+            </w:tcBorders>
+            <w:tcMar>
+              <w:top w:type="dxa" w:w="30"/>
+              <w:left w:type="dxa" w:w="70"/>
+              <w:bottom w:type="dxa" w:w="30"/>
+              <w:right w:type="dxa" w:w="70"/>
+            </w:tcMar>
+            <w:vAlign w:val="center"/>
+          </w:tcPr>
+          <w:p>
+            <w:pPr>
+              <w:spacing w:after="0" w:before="0" w:line="240" w:lineRule="auto"/>
+              <w:jc w:val="left"/>
+            </w:pPr>
+          </w:p>
+        </w:tc>
+        <w:tc>
+          <w:tcPr>
+            <w:tcW w:type="dxa" w:w="692"/>
+            <w:tcBorders>
+              <w:top w:val="single" w:color="000000" w:sz="4"/>
+              <w:left w:val="single" w:color="000000" w:sz="4"/>
+              <w:bottom w:val="single" w:color="000000" w:sz="4"/>
+              <w:right w:val="single" w:color="000000" w:sz="4"/>
+            </w:tcBorders>
+            <w:tcMar>
+              <w:top w:type="dxa" w:w="30"/>
+              <w:left w:type="dxa" w:w="70"/>
+              <w:bottom w:type="dxa" w:w="30"/>
+              <w:right w:type="dxa" w:w="70"/>
+            </w:tcMar>
+            <w:vAlign w:val="center"/>
+          </w:tcPr>
+          <w:p>
+            <w:pPr>
+              <w:spacing w:after="0" w:before="0" w:line="240" w:lineRule="auto"/>
+              <w:jc w:val="left"/>
+            </w:pPr>
+          </w:p>
+        </w:tc>
+        <w:tc>
+          <w:tcPr>
+            <w:tcW w:type="dxa" w:w="820"/>
+            <w:tcBorders>
+              <w:top w:val="single" w:color="000000" w:sz="4"/>
+              <w:left w:val="single" w:color="000000" w:sz="4"/>
+              <w:bottom w:val="single" w:color="000000" w:sz="4"/>
+              <w:right w:val="single" w:color="000000" w:sz="4"/>
+            </w:tcBorders>
+            <w:tcMar>
+              <w:top w:type="dxa" w:w="30"/>
+              <w:left w:type="dxa" w:w="70"/>
+              <w:bottom w:type="dxa" w:w="30"/>
+              <w:right w:type="dxa" w:w="70"/>
+            </w:tcMar>
+            <w:vAlign w:val="center"/>
+          </w:tcPr>
+          <w:p>
+            <w:pPr>
+              <w:spacing w:after="0" w:before="0" w:line="240" w:lineRule="auto"/>
+              <w:jc w:val="left"/>
+            </w:pPr>
+          </w:p>
+        </w:tc>
+        <w:tc>
+          <w:tcPr>
+            <w:tcW w:type="dxa" w:w="820"/>
+            <w:tcBorders>
+              <w:top w:val="single" w:color="000000" w:sz="4"/>
+              <w:left w:val="single" w:color="000000" w:sz="4"/>
+              <w:bottom w:val="single" w:color="000000" w:sz="4"/>
+              <w:right w:val="single" w:color="000000" w:sz="4"/>
+            </w:tcBorders>
+            <w:tcMar>
+              <w:top w:type="dxa" w:w="30"/>
+              <w:left w:type="dxa" w:w="70"/>
+              <w:bottom w:type="dxa" w:w="30"/>
+              <w:right w:type="dxa" w:w="70"/>
+            </w:tcMar>
+            <w:vAlign w:val="center"/>
+          </w:tcPr>
+          <w:p>
+            <w:pPr>
+              <w:spacing w:after="0" w:before="0" w:line="240" w:lineRule="auto"/>
+              <w:jc w:val="left"/>
+            </w:pPr>
+          </w:p>
+        </w:tc>
+        <w:tc>
+          <w:tcPr>
+            <w:tcW w:type="dxa" w:w="602"/>
+            <w:tcBorders>
+              <w:top w:val="single" w:color="000000" w:sz="4"/>
+              <w:left w:val="single" w:color="000000" w:sz="4"/>
+              <w:bottom w:val="single" w:color="000000" w:sz="4"/>
+              <w:right w:val="single" w:color="000000" w:sz="4"/>
+            </w:tcBorders>
+            <w:tcMar>
+              <w:top w:type="dxa" w:w="30"/>
+              <w:left w:type="dxa" w:w="70"/>
+              <w:bottom w:type="dxa" w:w="30"/>
+              <w:right w:type="dxa" w:w="70"/>
+            </w:tcMar>
+            <w:vAlign w:val="center"/>
+          </w:tcPr>
+          <w:p>
+            <w:pPr>
+              <w:spacing w:after="0" w:before="0" w:line="240" w:lineRule="auto"/>
+              <w:jc w:val="left"/>
+            </w:pPr>
+          </w:p>
+        </w:tc>
+        <w:tc>
+          <w:tcPr>
+            <w:tcW w:type="dxa" w:w="602"/>
+            <w:tcBorders>
+              <w:top w:val="single" w:color="000000" w:sz="4"/>
+              <w:left w:val="single" w:color="000000" w:sz="4"/>
+              <w:bottom w:val="single" w:color="000000" w:sz="4"/>
+              <w:right w:val="single" w:color="000000" w:sz="4"/>
+            </w:tcBorders>
+            <w:tcMar>
+              <w:top w:type="dxa" w:w="30"/>
+              <w:left w:type="dxa" w:w="70"/>
+              <w:bottom w:type="dxa" w:w="30"/>
+              <w:right w:type="dxa" w:w="70"/>
+            </w:tcMar>
+            <w:vAlign w:val="center"/>
+          </w:tcPr>
+          <w:p>
+            <w:pPr>
+              <w:spacing w:after="0" w:before="0" w:line="240" w:lineRule="auto"/>
+              <w:jc w:val="left"/>
+            </w:pPr>
+          </w:p>
+        </w:tc>
+        <w:tc>
+          <w:tcPr>
+            <w:tcW w:type="dxa" w:w="602"/>
+            <w:tcBorders>
+              <w:top w:val="single" w:color="000000" w:sz="4"/>
+              <w:left w:val="single" w:color="000000" w:sz="4"/>
+              <w:bottom w:val="single" w:color="000000" w:sz="4"/>
+              <w:right w:val="single" w:color="000000" w:sz="4"/>
+            </w:tcBorders>
+            <w:tcMar>
+              <w:top w:type="dxa" w:w="30"/>
+              <w:left w:type="dxa" w:w="70"/>
+              <w:bottom w:type="dxa" w:w="30"/>
+              <w:right w:type="dxa" w:w="70"/>
+            </w:tcMar>
+            <w:vAlign w:val="center"/>
+          </w:tcPr>
+          <w:p>
+            <w:pPr>
+              <w:spacing w:after="0" w:before="0" w:line="240" w:lineRule="auto"/>
+              <w:jc w:val="left"/>
+            </w:pPr>
+          </w:p>
+        </w:tc>
+        <w:tc>
+          <w:tcPr>
+            <w:tcW w:type="dxa" w:w="2658"/>
+            <w:tcBorders>
+              <w:top w:val="single" w:color="000000" w:sz="4"/>
+              <w:left w:val="single" w:color="000000" w:sz="4"/>
+              <w:bottom w:val="single" w:color="000000" w:sz="4"/>
+              <w:right w:val="single" w:color="000000" w:sz="4"/>
+            </w:tcBorders>
+            <w:tcMar>
+              <w:top w:type="dxa" w:w="30"/>
+              <w:left w:type="dxa" w:w="70"/>
+              <w:bottom w:type="dxa" w:w="30"/>
+              <w:right w:type="dxa" w:w="70"/>
+            </w:tcMar>
+            <w:vAlign w:val="center"/>
+          </w:tcPr>
+          <w:p>
+            <w:pPr>
+              <w:spacing w:after="0" w:before="0" w:line="240" w:lineRule="auto"/>
+              <w:jc w:val="left"/>
+            </w:pPr>
+          </w:p>
+        </w:tc>
+        <w:tc>
+          <w:tcPr>
+            <w:tcW w:type="dxa" w:w="820"/>
+            <w:tcBorders>
+              <w:top w:val="single" w:color="000000" w:sz="4"/>
+              <w:left w:val="single" w:color="000000" w:sz="4"/>
+              <w:bottom w:val="single" w:color="000000" w:sz="4"/>
+              <w:right w:val="single" w:color="000000" w:sz="4"/>
+            </w:tcBorders>
+            <w:tcMar>
+              <w:top w:type="dxa" w:w="30"/>
+              <w:left w:type="dxa" w:w="70"/>
+              <w:bottom w:type="dxa" w:w="30"/>
+              <w:right w:type="dxa" w:w="70"/>
+            </w:tcMar>
+            <w:vAlign w:val="center"/>
+          </w:tcPr>
+          <w:p>
+            <w:pPr>
+              <w:spacing w:after="0" w:before="0" w:line="240" w:lineRule="auto"/>
+              <w:jc w:val="left"/>
+            </w:pPr>
+          </w:p>
+        </w:tc>
+        <w:tc>
+          <w:tcPr>
+            <w:tcW w:type="dxa" w:w="692"/>
+            <w:tcBorders>
+              <w:top w:val="single" w:color="000000" w:sz="4"/>
+              <w:left w:val="single" w:color="000000" w:sz="4"/>
+              <w:bottom w:val="single" w:color="000000" w:sz="4"/>
+              <w:right w:val="single" w:color="000000" w:sz="4"/>
+            </w:tcBorders>
+            <w:tcMar>
+              <w:top w:type="dxa" w:w="30"/>
+              <w:left w:type="dxa" w:w="70"/>
+              <w:bottom w:type="dxa" w:w="30"/>
+              <w:right w:type="dxa" w:w="70"/>
+            </w:tcMar>
+            <w:vAlign w:val="center"/>
+          </w:tcPr>
+          <w:p>
+            <w:pPr>
+              <w:spacing w:after="0" w:before="0" w:line="240" w:lineRule="auto"/>
+              <w:jc w:val="left"/>
+            </w:pPr>
+          </w:p>
+        </w:tc>
+        <w:tc>
+          <w:tcPr>
+            <w:tcW w:type="dxa" w:w="692"/>
+            <w:tcBorders>
+              <w:top w:val="single" w:color="000000" w:sz="4"/>
+              <w:left w:val="single" w:color="000000" w:sz="4"/>
+              <w:bottom w:val="single" w:color="000000" w:sz="4"/>
+              <w:right w:val="single" w:color="000000" w:sz="4"/>
+            </w:tcBorders>
+            <w:tcMar>
+              <w:top w:type="dxa" w:w="30"/>
+              <w:left w:type="dxa" w:w="70"/>
+              <w:bottom w:type="dxa" w:w="30"/>
+              <w:right w:type="dxa" w:w="70"/>
+            </w:tcMar>
+            <w:vAlign w:val="center"/>
+          </w:tcPr>
+          <w:p>
+            <w:pPr>
+              <w:spacing w:after="0" w:before="0" w:line="240" w:lineRule="auto"/>
+              <w:jc w:val="left"/>
+            </w:pPr>
+          </w:p>
+        </w:tc>
+        <w:tc>
+          <w:tcPr>
+            <w:tcW w:type="dxa" w:w="692"/>
+            <w:tcBorders>
+              <w:top w:val="single" w:color="000000" w:sz="4"/>
+              <w:left w:val="single" w:color="000000" w:sz="4"/>
+              <w:bottom w:val="single" w:color="000000" w:sz="4"/>
+              <w:right w:val="single" w:color="000000" w:sz="4"/>
+            </w:tcBorders>
+            <w:tcMar>
+              <w:top w:type="dxa" w:w="30"/>
+              <w:left w:type="dxa" w:w="70"/>
+              <w:bottom w:type="dxa" w:w="30"/>
+              <w:right w:type="dxa" w:w="70"/>
+            </w:tcMar>
+            <w:vAlign w:val="center"/>
+          </w:tcPr>
+          <w:p>
+            <w:pPr>
+              <w:spacing w:after="0" w:before="0" w:line="240" w:lineRule="auto"/>
+              <w:jc w:val="left"/>
+            </w:pPr>
+          </w:p>
+        </w:tc>
+        <w:tc>
+          <w:tcPr>
+            <w:tcW w:type="dxa" w:w="949"/>
+            <w:tcBorders>
+              <w:top w:val="single" w:color="000000" w:sz="4"/>
+              <w:left w:val="single" w:color="000000" w:sz="4"/>
+              <w:bottom w:val="single" w:color="000000" w:sz="4"/>
+              <w:right w:val="single" w:color="000000" w:sz="4"/>
+            </w:tcBorders>
+            <w:tcMar>
+              <w:top w:type="dxa" w:w="30"/>
+              <w:left w:type="dxa" w:w="70"/>
+              <w:bottom w:type="dxa" w:w="30"/>
+              <w:right w:type="dxa" w:w="70"/>
+            </w:tcMar>
+            <w:vAlign w:val="center"/>
+          </w:tcPr>
+          <w:p>
+            <w:pPr>
+              <w:spacing w:after="0" w:before="0" w:line="240" w:lineRule="auto"/>
+              <w:jc w:val="left"/>
+            </w:pPr>
+          </w:p>
+        </w:tc>
+        <w:tc>
+          <w:tcPr>
+            <w:tcW w:type="dxa" w:w="828"/>
             <w:tcBorders>
               <w:top w:val="single" w:color="000000" w:sz="4"/>
               <w:left w:val="single" w:color="000000" w:sz="4"/>
